--- a/livrables/lecons/2026-09-07_lecon-psychopathologie_15_crise-suicidaire-evaluation-risque-conduite.docx
+++ b/livrables/lecons/2026-09-07_lecon-psychopathologie_15_crise-suicidaire-evaluation-risque-conduite.docx
@@ -4062,6 +4062,80 @@
           <w:sz w:val="22"/>
           <w:szCs w:val="22"/>
         </w:rPr>
+        <w:t xml:space="preserve">   </w:t>
+      </w:r>
+      <w:hyperlink w:history="1" r:id="rIdPdfSouffSynth">
+        <w:r>
+          <w:rPr>
+            <w:rFonts w:ascii="Times New Roman" w:cs="Times New Roman" w:eastAsia="Times New Roman" w:hAnsi="Times New Roman"/>
+            <w:color w:val="1155CC"/>
+            <w:sz w:val="22"/>
+            <w:szCs w:val="22"/>
+            <w:u w:val="single"/>
+          </w:rPr>
+          <w:t xml:space="preserve">Le document — synthèse de la RBPP (PDF, 5 pages, Anesm, Mai 2014)</w:t>
+        </w:r>
+      </w:hyperlink>
+      <w:r>
+        <w:rPr>
+          <w:rFonts w:ascii="Times New Roman" w:cs="Times New Roman" w:eastAsia="Times New Roman" w:hAnsi="Times New Roman"/>
+          <w:i/>
+          <w:iCs/>
+          <w:color w:val="6B7280"/>
+          <w:sz w:val="20"/>
+          <w:szCs w:val="20"/>
+        </w:rPr>
+        <w:t xml:space="preserve"> [Corrigé le 21/09/2026 : la ligne 7 est la notice HAS ; la synthèse, lue ce jour, annonce « 5 parties » dont « 4. La gestion des situations de crise suicidaire » — la partie IV de la leçon.]</w:t>
+      </w:r>
+    </w:p>
+    <w:p>
+      <w:pPr>
+        <w:spacing w:after="60" w:before="60"/>
+      </w:pPr>
+      <w:r>
+        <w:rPr>
+          <w:rFonts w:ascii="Times New Roman" w:cs="Times New Roman" w:eastAsia="Times New Roman" w:hAnsi="Times New Roman"/>
+          <w:color w:val="1F2937"/>
+          <w:sz w:val="22"/>
+          <w:szCs w:val="22"/>
+        </w:rPr>
+        <w:t xml:space="preserve">   </w:t>
+      </w:r>
+      <w:hyperlink w:history="1" r:id="rIdPdfSouffChap4">
+        <w:r>
+          <w:rPr>
+            <w:rFonts w:ascii="Times New Roman" w:cs="Times New Roman" w:eastAsia="Times New Roman" w:hAnsi="Times New Roman"/>
+            <w:color w:val="1155CC"/>
+            <w:sz w:val="22"/>
+            <w:szCs w:val="22"/>
+            <w:u w:val="single"/>
+          </w:rPr>
+          <w:t xml:space="preserve">Le chapitre 4 de la RBPP — « La gestion des situations de crise suicidaire » (PDF, 11 pages)</w:t>
+        </w:r>
+      </w:hyperlink>
+      <w:r>
+        <w:rPr>
+          <w:rFonts w:ascii="Times New Roman" w:cs="Times New Roman" w:eastAsia="Times New Roman" w:hAnsi="Times New Roman"/>
+          <w:i/>
+          <w:iCs/>
+          <w:color w:val="6B7280"/>
+          <w:sz w:val="20"/>
+          <w:szCs w:val="20"/>
+        </w:rPr>
+        <w:t xml:space="preserve"> [Corrigé le 21/09/2026 : le chapitre nommé par la leçon, lu ce jour ; il définit la crise suicidaire comme une crise psychique déclenchée par un facteur précipitant, avec des idées suicidaires de plus en plus envahissantes face à un sentiment d'impasse.]</w:t>
+      </w:r>
+    </w:p>
+    <w:p>
+      <w:pPr>
+        <w:spacing w:after="60" w:before="60"/>
+      </w:pPr>
+      <w:r>
+        <w:rPr>
+          <w:rFonts w:ascii="Times New Roman" w:cs="Times New Roman" w:eastAsia="Times New Roman" w:hAnsi="Times New Roman"/>
+          <w:color w:val="1F2937"/>
+          <w:sz w:val="22"/>
+          <w:szCs w:val="22"/>
+        </w:rPr>
         <w:t xml:space="preserve">8. 3114 — </w:t>
       </w:r>
       <w:hyperlink w:history="1" r:id="rId3114ndprevsuicidefr">
@@ -4430,6 +4504,60 @@
           <w:szCs w:val="18"/>
         </w:rPr>
         <w:t xml:space="preserve">Parcours Psychopathologie clinique — Leçon 15 / 20 — Usage personnel — Non destiné à un usage médical ou de diagnostic</w:t>
+      </w:r>
+    </w:p>
+    <w:p>
+      <w:pPr>
+        <w:pStyle w:val="Heading2"/>
+        <w:spacing w:after="100" w:before="280"/>
+      </w:pPr>
+      <w:r>
+        <w:rPr>
+          <w:rFonts w:ascii="Times New Roman" w:cs="Times New Roman" w:eastAsia="Times New Roman" w:hAnsi="Times New Roman"/>
+          <w:b/>
+          <w:bCs/>
+          <w:color w:val="1B3A6B"/>
+          <w:sz w:val="28"/>
+          <w:szCs w:val="28"/>
+        </w:rPr>
+        <w:t xml:space="preserve">📝 Journal des corrections — 21 septembre 2026</w:t>
+      </w:r>
+    </w:p>
+    <w:p>
+      <w:pPr>
+        <w:spacing w:after="60" w:before="60"/>
+      </w:pPr>
+      <w:r>
+        <w:rPr>
+          <w:rFonts w:ascii="Times New Roman" w:cs="Times New Roman" w:eastAsia="Times New Roman" w:hAnsi="Times New Roman"/>
+          <w:i/>
+          <w:iCs/>
+          <w:color w:val="6B7280"/>
+          <w:sz w:val="20"/>
+          <w:szCs w:val="20"/>
+        </w:rPr>
+        <w:t xml:space="preserve">Relecture du 21/09/2026 : la synthèse de la RBPP (5 pages, Mai 2014) et son chapitre 4 (11 pages) sont lus et liés à côté de la notice HAS. La partie IV « La gestion des situations de crise suicidaire » que la leçon nomme existe bien, sous le numéro 4 du document. Aucune formulation ne change.</w:t>
+      </w:r>
+    </w:p>
+    <w:p>
+      <w:pPr>
+        <w:pStyle w:val="ListParagraph"/>
+        <w:numPr>
+          <w:ilvl w:val="0"/>
+          <w:numId w:val="1"/>
+        </w:numPr>
+        <w:spacing w:after="40" w:before="40"/>
+      </w:pPr>
+      <w:r>
+        <w:rPr>
+          <w:rFonts w:ascii="Times New Roman" w:cs="Times New Roman" w:eastAsia="Times New Roman" w:hAnsi="Times New Roman"/>
+          <w:i/>
+          <w:iCs/>
+          <w:color w:val="6B7280"/>
+          <w:sz w:val="20"/>
+          <w:szCs w:val="20"/>
+        </w:rPr>
+        <w:t xml:space="preserve">Ressources : seule la notice HAS de la recommandation était liée ; ni la synthèse ni le chapitre 4 (PDF) ne l'étaient, ni n'avaient été lus.</w:t>
       </w:r>
     </w:p>
     <w:sectPr>
